--- a/.claude/agents/documentation-writer.docx
+++ b/.claude/agents/documentation-writer.docx
@@ -40,7 +40,7 @@
         <w:rPr>
           <w:sz w:val="21"/>
         </w:rPr>
-        <w:t>model: claude-sonnet-4-6</w:t>
+        <w:t>model: claude-sonnet-5</w:t>
       </w:r>
     </w:p>
     <w:p>
